--- a/02_NORMAS/I02-L-ES Anexo de Protección de Datos - Contrato laboral.docx
+++ b/02_NORMAS/I02-L-ES Anexo de Protección de Datos - Contrato laboral.docx
@@ -19,34 +19,7 @@
           <w:sz w:val="20"/>
           <w:szCs w:val="22"/>
         </w:rPr>
-        <w:t>INFORMACIÓN</w:t>
-      </w:r>
-      <w:r>
-        <w:rPr>
-          <w:b/>
-          <w:bCs/>
-          <w:sz w:val="20"/>
-          <w:szCs w:val="22"/>
-        </w:rPr>
-        <w:t xml:space="preserve"> </w:t>
-      </w:r>
-      <w:r>
-        <w:rPr>
-          <w:b/>
-          <w:bCs/>
-          <w:sz w:val="20"/>
-          <w:szCs w:val="22"/>
-        </w:rPr>
-        <w:t xml:space="preserve">Y CONSENTIMIENTOS DEL TRATAMIENTO </w:t>
-      </w:r>
-      <w:r>
-        <w:rPr>
-          <w:b/>
-          <w:bCs/>
-          <w:sz w:val="20"/>
-          <w:szCs w:val="22"/>
-        </w:rPr>
-        <w:t>DE DATOS PERSONALES</w:t>
+        <w:t>INFORMACIÓN Y CONSENTIMIENTOS DEL TRATAMIENTO DE DATOS PERSONALES</w:t>
       </w:r>
     </w:p>
     <w:p/>
@@ -55,75 +28,23 @@
         <w:jc w:val="right"/>
       </w:pPr>
       <w:r>
-        <w:t xml:space="preserve">En </w:t>
-      </w:r>
-      <w:r>
-        <w:t>_______________</w:t>
-      </w:r>
-      <w:r>
-        <w:t xml:space="preserve">, a ___ </w:t>
-      </w:r>
-      <w:proofErr w:type="spellStart"/>
-      <w:r>
-        <w:t>de</w:t>
-      </w:r>
-      <w:proofErr w:type="spellEnd"/>
-      <w:r>
-        <w:t xml:space="preserve"> ______________ </w:t>
-      </w:r>
-      <w:proofErr w:type="spellStart"/>
-      <w:r>
-        <w:t>de</w:t>
-      </w:r>
-      <w:proofErr w:type="spellEnd"/>
-      <w:r>
-        <w:t xml:space="preserve"> ______</w:t>
+        <w:t>En _______________, a ___ de ______________ de ______</w:t>
       </w:r>
     </w:p>
     <w:p/>
     <w:p>
       <w:r>
-        <w:t>Apreciado</w:t>
-      </w:r>
-      <w:r>
-        <w:t>/a</w:t>
-      </w:r>
-      <w:r>
-        <w:t xml:space="preserve"> trabajador</w:t>
-      </w:r>
-      <w:r>
-        <w:t>/a</w:t>
-      </w:r>
-      <w:r>
-        <w:t>,</w:t>
-      </w:r>
-    </w:p>
-    <w:p>
-      <w:r>
-        <w:t xml:space="preserve">Con el fin de garantizar sus derechos y proteger el tratamiento de sus datos personales </w:t>
-      </w:r>
-      <w:r>
-        <w:t>*NOMBRE EMPRESA*</w:t>
-      </w:r>
-      <w:r>
-        <w:t xml:space="preserve"> (en adelante, “</w:t>
-      </w:r>
-      <w:r>
-        <w:t>*EMPRESA*</w:t>
-      </w:r>
-      <w:r>
-        <w:t>” o “La Empresa”) le informa que ha implementado un sistema para la gestión de la protección de datos personales de acuerdo con la legislación vigente.</w:t>
-      </w:r>
-    </w:p>
-    <w:p>
-      <w:r>
-        <w:t>Sus datos personales serán tratados en el marco de la colaboración profesional que vincula a ambas partes, y de acuerdo con la legislación sobre protección de datos personales</w:t>
-      </w:r>
-      <w:r>
-        <w:t>:</w:t>
-      </w:r>
-      <w:r>
-        <w:t xml:space="preserve"> el Reglamento Europeo de Protección de Datos Personales (RGPD) y la Ley Orgánica de Protección de Datos Personales y Garantías de Derechos Digitales (LOPDGDD).</w:t>
+        <w:t>Apreciado/a trabajador/a,</w:t>
+      </w:r>
+    </w:p>
+    <w:p>
+      <w:r>
+        <w:t>Con el fin de garantizar sus derechos y proteger el tratamiento de sus datos personales OptimTech (en adelante, “OptimTech” o “La Empresa”) le informa que ha implementado un sistema para la gestión de la protección de datos personales de acuerdo con la legislación vigente.</w:t>
+      </w:r>
+    </w:p>
+    <w:p>
+      <w:r>
+        <w:t>Sus datos personales serán tratados en el marco de la colaboración profesional que vincula a ambas partes, y de acuerdo con la legislación sobre protección de datos personales: el Reglamento Europeo de Protección de Datos Personales (RGPD) y la Ley Orgánica de Protección de Datos Personales y Garantías de Derechos Digitales (LOPDGDD).</w:t>
       </w:r>
     </w:p>
     <w:p>
@@ -139,14 +60,7 @@
           <w:b/>
           <w:bCs/>
         </w:rPr>
-        <w:t xml:space="preserve">INFORMACIÓN </w:t>
-      </w:r>
-      <w:r>
-        <w:rPr>
-          <w:b/>
-          <w:bCs/>
-        </w:rPr>
-        <w:t>DEL TRATAMIENTO DE DATOS PERSONALES</w:t>
+        <w:t>INFORMACIÓN DEL TRATAMIENTO DE DATOS PERSONALES</w:t>
       </w:r>
     </w:p>
     <w:p>
@@ -159,55 +73,7 @@
         <w:rPr>
           <w:lang w:val="es-ES"/>
         </w:rPr>
-        <w:t xml:space="preserve">Se le informa de que sus datos personales serán tratados por la Empresa con la única finalidad de llevar a cabo la gestión </w:t>
-      </w:r>
-      <w:r>
-        <w:rPr>
-          <w:lang w:val="es-ES"/>
-        </w:rPr>
-        <w:t xml:space="preserve">laboral, </w:t>
-      </w:r>
-      <w:r>
-        <w:rPr>
-          <w:lang w:val="es-ES"/>
-        </w:rPr>
-        <w:t xml:space="preserve">contable y fiscal del personal y colaboradores, incluyendo contratos, nóminas y </w:t>
-      </w:r>
-      <w:r>
-        <w:rPr>
-          <w:lang w:val="es-ES"/>
-        </w:rPr>
-        <w:t>desempeño</w:t>
-      </w:r>
-      <w:r>
-        <w:rPr>
-          <w:lang w:val="es-ES"/>
-        </w:rPr>
-        <w:t xml:space="preserve"> laboral </w:t>
-      </w:r>
-      <w:r>
-        <w:rPr>
-          <w:lang w:val="es-ES"/>
-        </w:rPr>
-        <w:t>del personal</w:t>
-      </w:r>
-      <w:r>
-        <w:rPr>
-          <w:lang w:val="es-ES"/>
-        </w:rPr>
-        <w:t xml:space="preserve">, </w:t>
-      </w:r>
-      <w:r>
-        <w:rPr>
-          <w:lang w:val="es-ES"/>
-        </w:rPr>
-        <w:t>así como</w:t>
-      </w:r>
-      <w:r>
-        <w:rPr>
-          <w:lang w:val="es-ES"/>
-        </w:rPr>
-        <w:t xml:space="preserve"> para asegurar el cumplimiento de las obligaciones legales, laborales y contractuales de la Empresa. </w:t>
+        <w:t xml:space="preserve">Se le informa de que sus datos personales serán tratados por la Empresa con la única finalidad de llevar a cabo la gestión laboral, contable y fiscal del personal y colaboradores, incluyendo contratos, nóminas y desempeño laboral del personal, así como para asegurar el cumplimiento de las obligaciones legales, laborales y contractuales de la Empresa. </w:t>
       </w:r>
     </w:p>
     <w:p>
@@ -226,13 +92,7 @@
         <w:ind w:left="714" w:hanging="357"/>
       </w:pPr>
       <w:r>
-        <w:t xml:space="preserve">Datos de identidad y </w:t>
-      </w:r>
-      <w:r>
-        <w:t xml:space="preserve">de </w:t>
-      </w:r>
-      <w:r>
-        <w:t>contacto</w:t>
+        <w:t>Datos de identidad y de contacto</w:t>
       </w:r>
     </w:p>
     <w:p>
@@ -246,13 +106,7 @@
         <w:ind w:left="714" w:hanging="357"/>
       </w:pPr>
       <w:r>
-        <w:t xml:space="preserve">Datos de características personales (fecha de nacimiento, género, estado civil y </w:t>
-      </w:r>
-      <w:r>
-        <w:t>número</w:t>
-      </w:r>
-      <w:r>
-        <w:t xml:space="preserve"> de hijos)</w:t>
+        <w:t>Datos de características personales (fecha de nacimiento, género, estado civil y número de hijos)</w:t>
       </w:r>
     </w:p>
     <w:p>
@@ -266,13 +120,7 @@
         <w:ind w:left="714" w:hanging="357"/>
       </w:pPr>
       <w:r>
-        <w:t>Datos del CV tales como experiencia laboral, formación y conocimientos, titulaciones, certificaciones, licencias, habilitaciones, .</w:t>
-      </w:r>
-      <w:r>
-        <w:t>.</w:t>
-      </w:r>
-      <w:r>
-        <w:t>.</w:t>
+        <w:t>Datos del CV tales como experiencia laboral, formación y conocimientos, titulaciones, certificaciones, licencias, habilitaciones, ...</w:t>
       </w:r>
     </w:p>
     <w:p>
@@ -342,13 +190,7 @@
         <w:ind w:left="714" w:hanging="357"/>
       </w:pPr>
       <w:r>
-        <w:t xml:space="preserve">Datos de categoría especial </w:t>
-      </w:r>
-      <w:r>
-        <w:t xml:space="preserve">tales </w:t>
-      </w:r>
-      <w:r>
-        <w:t>como el registro de bajas, el grado de discapacidad (sin incluir diagnóstico) y los registros de accidentes laborales.</w:t>
+        <w:t>Datos de categoría especial tales como el registro de bajas, el grado de discapacidad (sin incluir diagnóstico) y los registros de accidentes laborales.</w:t>
       </w:r>
     </w:p>
     <w:p>
@@ -377,88 +219,22 @@
         <w:t>la ejecución de un contrato en el que el interesado es parte, en el cumplimiento de las obligaciones legales aplicables al responsable del tratamiento</w:t>
       </w:r>
       <w:r>
-        <w:t xml:space="preserve"> y en el interés legítimo de </w:t>
-      </w:r>
-      <w:r>
-        <w:t>*EMPRESA*</w:t>
-      </w:r>
-      <w:r>
-        <w:t xml:space="preserve"> para gestionar y supervisar el correcto desempeño de las actividades encomendadas.</w:t>
-      </w:r>
-    </w:p>
-    <w:p>
-      <w:r>
-        <w:t xml:space="preserve">Usted puede </w:t>
-      </w:r>
-      <w:r>
-        <w:t xml:space="preserve">ejercer sus derechos de acceso, modificación </w:t>
-      </w:r>
-      <w:r>
-        <w:t xml:space="preserve">y supresión de sus datos, así como los de oposición y limitación de su tratamiento. </w:t>
-      </w:r>
-      <w:r>
-        <w:t xml:space="preserve">Para ello, puede solicitarlo </w:t>
-      </w:r>
-      <w:r>
-        <w:t xml:space="preserve">por correo postal a </w:t>
-      </w:r>
-      <w:r>
-        <w:t>*ADREÇA*</w:t>
-      </w:r>
-      <w:r>
-        <w:t xml:space="preserve"> o por </w:t>
-      </w:r>
-      <w:r>
-        <w:t xml:space="preserve">correo electrónico </w:t>
-      </w:r>
-      <w:r>
-        <w:t xml:space="preserve">a </w:t>
-      </w:r>
-      <w:r>
-        <w:t>*EMAIL*</w:t>
-      </w:r>
-      <w:r>
-        <w:t>.</w:t>
-      </w:r>
-      <w:r>
-        <w:t xml:space="preserve"> </w:t>
-      </w:r>
-    </w:p>
-    <w:p>
-      <w:r>
-        <w:t xml:space="preserve">Los destinatarios de la información son todos los departamentos, </w:t>
-      </w:r>
-      <w:r>
-        <w:t>divisiones</w:t>
-      </w:r>
-      <w:r>
-        <w:t xml:space="preserve">, </w:t>
-      </w:r>
-      <w:r>
-        <w:t>sedes</w:t>
-      </w:r>
-      <w:r>
-        <w:t xml:space="preserve"> y entes asociados en los que se organiza </w:t>
-      </w:r>
-      <w:r>
-        <w:t>*EMPRESA*</w:t>
-      </w:r>
-      <w:r>
-        <w:t>,</w:t>
-      </w:r>
-      <w:r>
-        <w:t xml:space="preserve"> así como los estamentos oficiales que por ley exijan la cesión. </w:t>
-      </w:r>
-    </w:p>
-    <w:p>
-      <w:r>
-        <w:t xml:space="preserve">También es posible que </w:t>
-      </w:r>
-      <w:r>
-        <w:t xml:space="preserve">legítimamente </w:t>
-      </w:r>
-      <w:r>
-        <w:t>accedan a los mismos:</w:t>
+        <w:t xml:space="preserve"> y en el interés legítimo de OptimTech para gestionar y supervisar el correcto desempeño de las actividades encomendadas.</w:t>
+      </w:r>
+    </w:p>
+    <w:p>
+      <w:r>
+        <w:t xml:space="preserve">Usted puede ejercer sus derechos de acceso, modificación y supresión de sus datos, así como los de oposición y limitación de su tratamiento. Para ello, puede solicitarlo por correo postal a OPTIM AI IMPROVEMENT, Polígon industrial Venta Nova, S/N. Carrer l’Aldea, 0, 43894 Camarles, Tarragona o por correo electrónico a dev@optimtech.es. </w:t>
+      </w:r>
+    </w:p>
+    <w:p>
+      <w:r>
+        <w:t xml:space="preserve">Los destinatarios de la información son todos los departamentos, divisiones, sedes y entes asociados en los que se organiza OptimTech, así como los estamentos oficiales que por ley exijan la cesión. </w:t>
+      </w:r>
+    </w:p>
+    <w:p>
+      <w:r>
+        <w:t>También es posible que legítimamente accedan a los mismos:</w:t>
       </w:r>
     </w:p>
     <w:p>
@@ -470,25 +246,7 @@
         </w:numPr>
       </w:pPr>
       <w:r>
-        <w:t>Empresas que prestan servicios vinculad</w:t>
-      </w:r>
-      <w:r>
-        <w:t>o</w:t>
-      </w:r>
-      <w:r>
-        <w:t xml:space="preserve">s a la confección de </w:t>
-      </w:r>
-      <w:r>
-        <w:t>contratos y</w:t>
-      </w:r>
-      <w:r>
-        <w:t xml:space="preserve"> nóminas, liquidaciones de las cotizaciones de la Seguridad Social y cumplimiento de las obligaciones fiscales</w:t>
-      </w:r>
-      <w:r>
-        <w:t xml:space="preserve"> y laborales</w:t>
-      </w:r>
-      <w:r>
-        <w:t>.</w:t>
+        <w:t>Empresas que prestan servicios vinculados a la confección de contratos y nóminas, liquidaciones de las cotizaciones de la Seguridad Social y cumplimiento de las obligaciones fiscales y laborales.</w:t>
       </w:r>
     </w:p>
     <w:p>
@@ -500,16 +258,7 @@
         </w:numPr>
       </w:pPr>
       <w:r>
-        <w:t>Empresas que prestan servicios de gestión de riesgos laborales, vigilancia de la salud</w:t>
-      </w:r>
-      <w:r>
-        <w:t xml:space="preserve">, </w:t>
-      </w:r>
-      <w:r>
-        <w:t>mutuas de accidentes</w:t>
-      </w:r>
-      <w:r>
-        <w:t xml:space="preserve"> </w:t>
+        <w:t xml:space="preserve">Empresas que prestan servicios de gestión de riesgos laborales, vigilancia de la salud, mutuas de accidentes </w:t>
       </w:r>
     </w:p>
     <w:p>
@@ -521,10 +270,7 @@
         </w:numPr>
       </w:pPr>
       <w:r>
-        <w:t xml:space="preserve">Otros terceros que prestan un servicio necesario para la adecuada gestión y actividad ordinaria de </w:t>
-      </w:r>
-      <w:r>
-        <w:t>*EMPRESA*</w:t>
+        <w:t>Otros terceros que prestan un servicio necesario para la adecuada gestión y actividad ordinaria de OptimTech</w:t>
       </w:r>
     </w:p>
     <w:p>
@@ -537,10 +283,7 @@
       </w:pPr>
       <w:r>
         <w:lastRenderedPageBreak/>
-        <w:t>Clientes y proveedores que lo requieran para el acceso o prestar servicios en sus instalaciones</w:t>
-      </w:r>
-      <w:r>
-        <w:t>.</w:t>
+        <w:t>Clientes y proveedores que lo requieran para el acceso o prestar servicios en sus instalaciones.</w:t>
       </w:r>
     </w:p>
     <w:p>
@@ -593,27 +336,7 @@
     </w:p>
     <w:p>
       <w:r>
-        <w:t xml:space="preserve">La prestación de estos servicios puede implicar el tratamiento de los datos personales por parte de empresas ubicadas en países fuera del Espacio Económico Europeo (transferencias internacionales de datos). Sin embargo, sólo se realizará con países que ofrecen un nivel adecuado de protección o que hayan puesto a nuestra disposición Cláusulas Contractuales Tipo (Standard Contractual </w:t>
-      </w:r>
-      <w:proofErr w:type="spellStart"/>
-      <w:r>
-        <w:t>Clauses</w:t>
-      </w:r>
-      <w:proofErr w:type="spellEnd"/>
-      <w:r>
-        <w:t xml:space="preserve"> – SCC) de acuerdo con la decisión de la Comisión Europea para transferencias de datos desde responsables en la UE a encargados establecidos fuera de la UE.</w:t>
-      </w:r>
-      <w:r>
-        <w:t xml:space="preserve"> </w:t>
-      </w:r>
-      <w:r>
-        <w:t xml:space="preserve">En el caso de entidades en los EE.UU., garantizamos que estén amparadas en el Marco de Privacidad de Datos UE-EE.UU. Decisión (UE) </w:t>
-      </w:r>
-      <w:r>
-        <w:t xml:space="preserve">2023/1795 </w:t>
-      </w:r>
-      <w:r>
-        <w:t>de la Comisión, de 10 de julio de 2023</w:t>
+        <w:t>La prestación de estos servicios puede implicar el tratamiento de los datos personales por parte de empresas ubicadas en países fuera del Espacio Económico Europeo (transferencias internacionales de datos). Sin embargo, sólo se realizará con países que ofrecen un nivel adecuado de protección o que hayan puesto a nuestra disposición Cláusulas Contractuales Tipo (Standard Contractual Clauses – SCC) de acuerdo con la decisión de la Comisión Europea para transferencias de datos desde responsables en la UE a encargados establecidos fuera de la UE. En el caso de entidades en los EE.UU., garantizamos que estén amparadas en el Marco de Privacidad de Datos UE-EE.UU. Decisión (UE) 2023/1795 de la Comisión, de 10 de julio de 2023</w:t>
       </w:r>
     </w:p>
     <w:p>
@@ -623,33 +346,12 @@
         </w:rPr>
       </w:pPr>
       <w:r>
-        <w:t>Los datos se conservarán durante el tiempo necesario para la finalidad por la que han sido recogidos y según los términos previstos por la legislación laboral y fiscal respecto a la prescripción de responsabilidades</w:t>
-      </w:r>
-      <w:r>
-        <w:t>.</w:t>
-      </w:r>
-    </w:p>
-    <w:p>
-      <w:r>
-        <w:t xml:space="preserve">Los datos de identidad y contacto </w:t>
-      </w:r>
-      <w:r>
-        <w:t>podrá</w:t>
-      </w:r>
-      <w:r>
-        <w:t>n</w:t>
-      </w:r>
-      <w:r>
-        <w:t xml:space="preserve"> ser conservados</w:t>
-      </w:r>
-      <w:r>
-        <w:t xml:space="preserve"> de forma indefinida, o hasta que el interesado solicite su supresión, para atender </w:t>
-      </w:r>
-      <w:r>
-        <w:t xml:space="preserve">posibles </w:t>
-      </w:r>
-      <w:r>
-        <w:t>futuras referencias</w:t>
+        <w:t>Los datos se conservarán durante el tiempo necesario para la finalidad por la que han sido recogidos y según los términos previstos por la legislación laboral y fiscal respecto a la prescripción de responsabilidades.</w:t>
+      </w:r>
+    </w:p>
+    <w:p>
+      <w:r>
+        <w:t>Los datos de identidad y contacto podrán ser conservados de forma indefinida, o hasta que el interesado solicite su supresión, para atender posibles futuras referencias</w:t>
       </w:r>
     </w:p>
     <w:p>
@@ -665,42 +367,12 @@
           <w:b/>
           <w:bCs/>
         </w:rPr>
-        <w:t>CONSENTIMIENTOS</w:t>
-      </w:r>
-      <w:r>
-        <w:rPr>
-          <w:b/>
-          <w:bCs/>
-        </w:rPr>
-        <w:t xml:space="preserve"> ADIC</w:t>
-      </w:r>
-      <w:r>
-        <w:rPr>
-          <w:b/>
-          <w:bCs/>
-        </w:rPr>
-        <w:t>I</w:t>
-      </w:r>
-      <w:r>
-        <w:rPr>
-          <w:b/>
-          <w:bCs/>
-        </w:rPr>
-        <w:t>ONALES</w:t>
-      </w:r>
-    </w:p>
-    <w:p>
-      <w:r>
-        <w:t xml:space="preserve">El trabajador o trabajadora </w:t>
-      </w:r>
-      <w:r>
-        <w:t xml:space="preserve">autoriza a </w:t>
-      </w:r>
-      <w:r>
-        <w:t>*EMPRESA*</w:t>
-      </w:r>
-      <w:r>
-        <w:t xml:space="preserve"> para:</w:t>
+        <w:t>CONSENTIMIENTOS ADICIONALES</w:t>
+      </w:r>
+    </w:p>
+    <w:p>
+      <w:r>
+        <w:t>El trabajador o trabajadora autoriza a OptimTech para:</w:t>
       </w:r>
     </w:p>
     <w:p>
@@ -709,102 +381,18 @@
           <w:b/>
         </w:rPr>
         <w:sym w:font="Wingdings 2" w:char="F0A3"/>
-      </w:r>
-      <w:r>
-        <w:rPr>
-          <w:b/>
-        </w:rPr>
-        <w:t xml:space="preserve"> </w:t>
-      </w:r>
-      <w:r>
-        <w:rPr>
-          <w:b/>
-        </w:rPr>
-        <w:t xml:space="preserve">SI / </w:t>
-      </w:r>
-      <w:r>
-        <w:rPr>
-          <w:b/>
-        </w:rPr>
+        <w:t xml:space="preserve"> SI / </w:t>
         <w:sym w:font="Wingdings 2" w:char="F0A3"/>
-      </w:r>
-      <w:r>
-        <w:rPr>
-          <w:b/>
-        </w:rPr>
-        <w:t xml:space="preserve"> </w:t>
-      </w:r>
-      <w:r>
-        <w:rPr>
-          <w:b/>
-        </w:rPr>
-        <w:t>NO</w:t>
-      </w:r>
-      <w:r>
-        <w:t xml:space="preserve"> </w:t>
-      </w:r>
-      <w:r>
-        <w:t>publicar sus datos</w:t>
-      </w:r>
-      <w:r>
-        <w:t xml:space="preserve"> de carácter identificativo, incluyendo su imagen</w:t>
-      </w:r>
-      <w:r>
-        <w:t>,</w:t>
-      </w:r>
-      <w:r>
-        <w:t xml:space="preserve"> </w:t>
-      </w:r>
-      <w:r>
-        <w:t xml:space="preserve">en medios audiovisuales, en los canales de comunicación utilizados por </w:t>
-      </w:r>
-      <w:r>
-        <w:t>*EMPRESA*</w:t>
-      </w:r>
-      <w:r>
-        <w:t xml:space="preserve"> para difundir noticias externas e internas de la organización, incluyendo redes sociales y páginas web de </w:t>
-      </w:r>
-      <w:r>
-        <w:t>*EMPRESA*</w:t>
-      </w:r>
-      <w:r>
-        <w:t xml:space="preserve">, publicaciones y revistas. </w:t>
+        <w:t xml:space="preserve"> NO</w:t>
+      </w:r>
+      <w:r>
+        <w:t xml:space="preserve"> publicar sus datos de carácter identificativo, incluyendo su imagen, en medios audiovisuales, en los canales de comunicación utilizados por OptimTech para difundir noticias externas e internas de la organización, incluyendo redes sociales y páginas web de OptimTech, publicaciones y revistas. </w:t>
       </w:r>
       <w:r>
         <w:rPr>
           <w:highlight w:val="yellow"/>
         </w:rPr>
-        <w:t xml:space="preserve">Esta autorización se </w:t>
-      </w:r>
-      <w:r>
-        <w:rPr>
-          <w:highlight w:val="yellow"/>
-        </w:rPr>
-        <w:t>mantiene</w:t>
-      </w:r>
-      <w:r>
-        <w:rPr>
-          <w:highlight w:val="yellow"/>
-        </w:rPr>
-        <w:t xml:space="preserve"> para </w:t>
-      </w:r>
-      <w:r>
-        <w:rPr>
-          <w:highlight w:val="yellow"/>
-        </w:rPr>
-        <w:t xml:space="preserve">todas </w:t>
-      </w:r>
-      <w:r>
-        <w:rPr>
-          <w:highlight w:val="yellow"/>
-        </w:rPr>
-        <w:t>aquellas publicaciones realizadas con anterioridad a la fecha de fin de la relación laboral</w:t>
-      </w:r>
-      <w:r>
-        <w:rPr>
-          <w:highlight w:val="yellow"/>
-        </w:rPr>
-        <w:t xml:space="preserve"> o la retirada de este consentimiento</w:t>
+        <w:t>Esta autorización se mantiene para todas aquellas publicaciones realizadas con anterioridad a la fecha de fin de la relación laboral o la retirada de este consentimiento</w:t>
       </w:r>
       <w:r>
         <w:t>.</w:t>
@@ -823,15 +411,30 @@
           <w:lang w:val="es-ES"/>
         </w:rPr>
         <w:sym w:font="Wingdings 2" w:char="F0A3"/>
+        <w:t xml:space="preserve"> SI / </w:t>
+        <w:sym w:font="Wingdings 2" w:char="F0A3"/>
+        <w:t xml:space="preserve"> NO</w:t>
       </w:r>
       <w:r>
         <w:rPr>
-          <w:b/>
           <w:highlight w:val="yellow"/>
           <w:lang w:val="es-ES"/>
         </w:rPr>
-        <w:t xml:space="preserve"> SI / </w:t>
-      </w:r>
+        <w:t xml:space="preserve"> </w:t>
+      </w:r>
+      <w:r>
+        <w:rPr>
+          <w:lang w:val="es-ES"/>
+        </w:rPr>
+        <w:t xml:space="preserve">utilizar el número de teléfono personal de la persona trabajadora para las actividades ordinarias de la empresa y en las relaciones con terceros cuando sea necesario para llevar a cabo las tareas relacionadas con los servicios profesionales prestados, por causas justificadas y siempre dentro de los horarios laborales acordados. </w:t>
+      </w:r>
+    </w:p>
+    <w:p>
+      <w:pPr>
+        <w:rPr>
+          <w:lang w:val="es-ES"/>
+        </w:rPr>
+      </w:pPr>
       <w:r>
         <w:rPr>
           <w:b/>
@@ -839,204 +442,21 @@
           <w:lang w:val="es-ES"/>
         </w:rPr>
         <w:sym w:font="Wingdings 2" w:char="F0A3"/>
-      </w:r>
-      <w:r>
-        <w:rPr>
-          <w:b/>
-          <w:highlight w:val="yellow"/>
-          <w:lang w:val="es-ES"/>
-        </w:rPr>
+        <w:t xml:space="preserve"> SI / </w:t>
+        <w:sym w:font="Wingdings 2" w:char="F0A3"/>
         <w:t xml:space="preserve"> NO</w:t>
-      </w:r>
-      <w:r>
-        <w:rPr>
-          <w:highlight w:val="yellow"/>
-          <w:lang w:val="es-ES"/>
-        </w:rPr>
-        <w:t xml:space="preserve"> </w:t>
       </w:r>
       <w:r>
         <w:rPr>
           <w:lang w:val="es-ES"/>
         </w:rPr>
-        <w:t xml:space="preserve">utilizar el número de teléfono </w:t>
-      </w:r>
-      <w:r>
-        <w:rPr>
-          <w:lang w:val="es-ES"/>
-        </w:rPr>
-        <w:t>personal</w:t>
-      </w:r>
-      <w:r>
-        <w:rPr>
-          <w:lang w:val="es-ES"/>
-        </w:rPr>
-        <w:t xml:space="preserve"> </w:t>
-      </w:r>
-      <w:r>
-        <w:rPr>
-          <w:lang w:val="es-ES"/>
-        </w:rPr>
-        <w:t xml:space="preserve">de la persona trabajadora para las actividades ordinarias de la empresa y en las relaciones con terceros cuando sea necesario para llevar a cabo </w:t>
-      </w:r>
-      <w:r>
-        <w:rPr>
-          <w:lang w:val="es-ES"/>
-        </w:rPr>
-        <w:t xml:space="preserve">las tareas relacionadas con los servicios profesionales prestados, </w:t>
-      </w:r>
-      <w:r>
-        <w:rPr>
-          <w:lang w:val="es-ES"/>
-        </w:rPr>
-        <w:t xml:space="preserve">por causas justificadas y siempre </w:t>
-      </w:r>
-      <w:r>
-        <w:rPr>
-          <w:lang w:val="es-ES"/>
-        </w:rPr>
-        <w:t xml:space="preserve">dentro de los horarios laborales acordados. </w:t>
-      </w:r>
-    </w:p>
-    <w:p>
-      <w:pPr>
-        <w:rPr>
-          <w:lang w:val="es-ES"/>
-        </w:rPr>
-      </w:pPr>
-      <w:r>
-        <w:rPr>
-          <w:b/>
-          <w:highlight w:val="yellow"/>
-          <w:lang w:val="es-ES"/>
-        </w:rPr>
-        <w:sym w:font="Wingdings 2" w:char="F0A3"/>
-      </w:r>
-      <w:r>
-        <w:rPr>
-          <w:b/>
-          <w:highlight w:val="yellow"/>
-          <w:lang w:val="es-ES"/>
-        </w:rPr>
-        <w:t xml:space="preserve"> SI / </w:t>
-      </w:r>
-      <w:r>
-        <w:rPr>
-          <w:b/>
-          <w:highlight w:val="yellow"/>
-          <w:lang w:val="es-ES"/>
-        </w:rPr>
-        <w:sym w:font="Wingdings 2" w:char="F0A3"/>
-      </w:r>
-      <w:r>
-        <w:rPr>
-          <w:b/>
-          <w:highlight w:val="yellow"/>
-          <w:lang w:val="es-ES"/>
-        </w:rPr>
-        <w:t xml:space="preserve"> NO</w:t>
-      </w:r>
-      <w:r>
-        <w:rPr>
-          <w:lang w:val="es-ES"/>
-        </w:rPr>
-        <w:t xml:space="preserve"> utilizar</w:t>
-      </w:r>
-      <w:r>
-        <w:rPr>
-          <w:lang w:val="es-ES"/>
-        </w:rPr>
-        <w:t xml:space="preserve"> </w:t>
-      </w:r>
-      <w:r>
-        <w:rPr>
-          <w:lang w:val="es-ES"/>
-        </w:rPr>
-        <w:t>la dirección de</w:t>
-      </w:r>
-      <w:r>
-        <w:rPr>
-          <w:lang w:val="es-ES"/>
-        </w:rPr>
-        <w:t xml:space="preserve"> </w:t>
-      </w:r>
-      <w:r>
-        <w:rPr>
-          <w:lang w:val="es-ES"/>
-        </w:rPr>
-        <w:t>email</w:t>
-      </w:r>
-      <w:r>
-        <w:rPr>
-          <w:lang w:val="es-ES"/>
-        </w:rPr>
-        <w:t xml:space="preserve"> </w:t>
-      </w:r>
-      <w:r>
-        <w:rPr>
-          <w:lang w:val="es-ES"/>
-        </w:rPr>
-        <w:t>personal</w:t>
-      </w:r>
-      <w:r>
-        <w:rPr>
-          <w:lang w:val="es-ES"/>
-        </w:rPr>
-        <w:t xml:space="preserve"> </w:t>
-      </w:r>
-      <w:r>
-        <w:rPr>
-          <w:lang w:val="es-ES"/>
-        </w:rPr>
-        <w:t>de la persona trabajadora para el envío de las nóminas</w:t>
-      </w:r>
-      <w:r>
-        <w:rPr>
-          <w:lang w:val="es-ES"/>
-        </w:rPr>
-        <w:t xml:space="preserve">. </w:t>
-      </w:r>
-      <w:r>
-        <w:rPr>
-          <w:lang w:val="es-ES"/>
-        </w:rPr>
-        <w:t xml:space="preserve">En ningún caso se utilizará para otro propósito que no sea el descrito en este consentimiento. </w:t>
-      </w:r>
-      <w:r>
-        <w:rPr>
-          <w:lang w:val="es-ES"/>
-        </w:rPr>
-        <w:t>Esta autorización será retirada con la extinción de la relación laboral con la empresa.</w:t>
+        <w:t xml:space="preserve"> utilizar la dirección de email personal de la persona trabajadora para el envío de las nóminas. En ningún caso se utilizará para otro propósito que no sea el descrito en este consentimiento. Esta autorización será retirada con la extinción de la relación laboral con la empresa.</w:t>
       </w:r>
     </w:p>
     <w:p/>
     <w:p>
       <w:r>
-        <w:t>En cualquier momento puede oponer</w:t>
-      </w:r>
-      <w:r>
-        <w:t>se</w:t>
-      </w:r>
-      <w:r>
-        <w:t xml:space="preserve"> a estas autorizaciones </w:t>
-      </w:r>
-      <w:r>
-        <w:t xml:space="preserve">por correo postal a </w:t>
-      </w:r>
-      <w:r>
-        <w:t xml:space="preserve">*ADREÇA* </w:t>
-      </w:r>
-      <w:r>
-        <w:t xml:space="preserve">o por </w:t>
-      </w:r>
-      <w:r>
-        <w:t>correo electrónico</w:t>
-      </w:r>
-      <w:r>
-        <w:t xml:space="preserve"> a</w:t>
-      </w:r>
-      <w:r>
-        <w:t xml:space="preserve"> *EMAIL*.</w:t>
+        <w:t>En cualquier momento puede oponerse a estas autorizaciones por correo postal a OPTIM AI IMPROVEMENT, Polígon industrial Venta Nova, S/N. Carrer l’Aldea, 0, 43894 Camarles, Tarragona o por correo electrónico a dev@optimtech.es.</w:t>
       </w:r>
     </w:p>
     <w:p>
@@ -1378,7 +798,7 @@
           <wp:extent cx="818515" cy="338455"/>
           <wp:effectExtent l="0" t="0" r="635" b="4445"/>
           <wp:wrapNone/>
-          <wp:docPr id="11" name="Imatge 11" descr="Imatge que conté Gràfics, Font, disseny gràfic, logotip&#10;&#10;Pot ser que el contingut generat per IA no sigui correcte.">
+          <wp:docPr id="11" name="Imatge 11" descr="Imatge que conté Gràfics, Font, disseny gràfic, logotip  Pot ser que el contingut generat per IA no sigui correcte.">
             <a:extLst xmlns:a="http://schemas.openxmlformats.org/drawingml/2006/main">
               <a:ext uri="{FF2B5EF4-FFF2-40B4-BE49-F238E27FC236}">
                 <a16:creationId xmlns:a16="http://schemas.microsoft.com/office/drawing/2014/main" id="{1789B5D9-964D-4ECD-8584-185B6DD08C0F}"/>
@@ -1392,7 +812,7 @@
             <a:graphicData uri="http://schemas.openxmlformats.org/drawingml/2006/picture">
               <pic:pic xmlns:pic="http://schemas.openxmlformats.org/drawingml/2006/picture">
                 <pic:nvPicPr>
-                  <pic:cNvPr id="2" name="Imatge 1" descr="Imatge que conté Gràfics, Font, disseny gràfic, logotip&#10;&#10;Pot ser que el contingut generat per IA no sigui correcte.">
+                  <pic:cNvPr id="2" name="Imatge 1" descr="Imatge que conté Gràfics, Font, disseny gràfic, logotip  Pot ser que el contingut generat per IA no sigui correcte.">
                     <a:extLst>
                       <a:ext uri="{FF2B5EF4-FFF2-40B4-BE49-F238E27FC236}">
                         <a16:creationId xmlns:a16="http://schemas.microsoft.com/office/drawing/2014/main" id="{1789B5D9-964D-4ECD-8584-185B6DD08C0F}"/>

--- a/02_NORMAS/I02-L-ES Anexo de Protección de Datos - Contrato laboral.docx
+++ b/02_NORMAS/I02-L-ES Anexo de Protección de Datos - Contrato laboral.docx
@@ -778,154 +778,237 @@
 
 <file path=word/header1.xml><?xml version="1.0" encoding="utf-8"?>
 <w:hdr xmlns:wpc="http://schemas.microsoft.com/office/word/2010/wordprocessingCanvas" xmlns:cx="http://schemas.microsoft.com/office/drawing/2014/chartex" xmlns:cx1="http://schemas.microsoft.com/office/drawing/2015/9/8/chartex" xmlns:cx2="http://schemas.microsoft.com/office/drawing/2015/10/21/chartex" xmlns:cx3="http://schemas.microsoft.com/office/drawing/2016/5/9/chartex" xmlns:cx4="http://schemas.microsoft.com/office/drawing/2016/5/10/chartex" xmlns:cx5="http://schemas.microsoft.com/office/drawing/2016/5/11/chartex" xmlns:cx6="http://schemas.microsoft.com/office/drawing/2016/5/12/chartex" xmlns:cx7="http://schemas.microsoft.com/office/drawing/2016/5/13/chartex" xmlns:cx8="http://schemas.microsoft.com/office/drawing/2016/5/14/chartex" xmlns:mc="http://schemas.openxmlformats.org/markup-compatibility/2006" xmlns:aink="http://schemas.microsoft.com/office/drawing/2016/ink" xmlns:am3d="http://schemas.microsoft.com/office/drawing/2017/model3d" xmlns:o="urn:schemas-microsoft-com:office:office" xmlns:oel="http://schemas.microsoft.com/office/2019/extlst" xmlns:r="http://schemas.openxmlformats.org/officeDocument/2006/relationships" xmlns:m="http://schemas.openxmlformats.org/officeDocument/2006/math" xmlns:v="urn:schemas-microsoft-com:vml" xmlns:wp14="http://schemas.microsoft.com/office/word/2010/wordprocessingDrawing" xmlns:wp="http://schemas.openxmlformats.org/drawingml/2006/wordprocessingDrawing" xmlns:w10="urn:schemas-microsoft-com:office:word" xmlns:w="http://schemas.openxmlformats.org/wordprocessingml/2006/main" xmlns:w14="http://schemas.microsoft.com/office/word/2010/wordml" xmlns:w15="http://schemas.microsoft.com/office/word/2012/wordml" xmlns:w16cex="http://schemas.microsoft.com/office/word/2018/wordml/cex" xmlns:w16cid="http://schemas.microsoft.com/office/word/2016/wordml/cid" xmlns:w16="http://schemas.microsoft.com/office/word/2018/wordml" xmlns:w16sdtdh="http://schemas.microsoft.com/office/word/2020/wordml/sdtdatahash" xmlns:w16se="http://schemas.microsoft.com/office/word/2015/wordml/symex" xmlns:wpg="http://schemas.microsoft.com/office/word/2010/wordprocessingGroup" xmlns:wpi="http://schemas.microsoft.com/office/word/2010/wordprocessingInk" xmlns:wne="http://schemas.microsoft.com/office/word/2006/wordml" xmlns:wps="http://schemas.microsoft.com/office/word/2010/wordprocessingShape" mc:Ignorable="w14 w15 w16se w16cid w16 w16cex w16sdtdh wp14">
+  <w:tbl>
+    <w:tblPr>
+      <w:tblW w:w="9348" w:type="dxa"/>
+      <w:tblBorders>
+        <w:top w:val="single" w:sz="6" w:space="0" w:color="BFBFBF"/>
+        <w:left w:val="single" w:sz="6" w:space="0" w:color="BFBFBF"/>
+        <w:bottom w:val="single" w:sz="6" w:space="0" w:color="BFBFBF"/>
+        <w:right w:val="single" w:sz="6" w:space="0" w:color="BFBFBF"/>
+        <w:insideH w:val="single" w:sz="6" w:space="0" w:color="BFBFBF"/>
+        <w:insideV w:val="single" w:sz="6" w:space="0" w:color="BFBFBF"/>
+      </w:tblBorders>
+      <w:tblLayout w:type="fixed"/>
+      <w:tblCellMar>
+        <w:left w:w="70" w:type="dxa"/>
+        <w:right w:w="70" w:type="dxa"/>
+      </w:tblCellMar>
+      <w:tblLook w:val="0000" w:firstRow="0" w:lastRow="0" w:firstColumn="0" w:lastColumn="0" w:noHBand="0" w:noVBand="0"/>
+    </w:tblPr>
+    <w:tblGrid>
+      <w:gridCol w:w="3394"/>
+      <w:gridCol w:w="3230"/>
+      <w:gridCol w:w="2724"/>
+    </w:tblGrid>
+    <w:tr>
+      <w:trPr>
+        <w:trHeight w:val="735"/>
+      </w:trPr>
+      <w:tc>
+        <w:tcPr>
+          <w:tcW w:w="3394" w:type="dxa"/>
+          <w:vMerge w:val="restart"/>
+          <w:tcBorders>
+            <w:top w:val="single" w:sz="6" w:space="0" w:color="BFBFBF"/>
+            <w:left w:val="single" w:sz="6" w:space="0" w:color="BFBFBF"/>
+            <w:bottom w:val="single" w:sz="6" w:space="0" w:color="BFBFBF"/>
+            <w:right w:val="single" w:sz="6" w:space="0" w:color="BFBFBF"/>
+          </w:tcBorders>
+          <w:vAlign w:val="center"/>
+        </w:tcPr>
+        <w:p>
+          <w:pPr>
+            <w:spacing w:before="120" w:after="20" w:line="240" w:lineRule="auto"/>
+            <w:ind w:left="170" w:right="360"/>
+            <w:jc w:val="center"/>
+            <w:rPr>
+              <w:rFonts w:ascii="Segoe UI" w:eastAsia="Roboto Light" w:hAnsi="Segoe UI" w:cs="Segoe UI"/>
+              <w:b/>
+              <w:bCs/>
+            </w:rPr>
+          </w:pPr>
+          <w:r>
+            <w:rPr>
+              <w:rFonts w:eastAsia="MS Mincho" w:cs="Arial"/>
+              <w:noProof/>
+            </w:rPr>
+            <w:drawing>
+              <wp:anchor distT="0" distB="0" distL="114300" distR="114300" simplePos="0" relativeHeight="251659264" behindDoc="0" locked="0" layoutInCell="1" allowOverlap="1" wp14:anchorId="0525BA4F" wp14:editId="136918A8">
+                <wp:simplePos x="0" y="0"/>
+                <wp:positionH relativeFrom="column">
+                  <wp:posOffset>196850</wp:posOffset>
+                </wp:positionH>
+                <wp:positionV relativeFrom="paragraph">
+                  <wp:posOffset>-20955</wp:posOffset>
+                </wp:positionV>
+                <wp:extent cx="1548130" cy="641350"/>
+                <wp:effectExtent l="0" t="0" r="0" b="0"/>
+                <wp:wrapNone/>
+                <wp:docPr id="1358115082" name="Imatge 1358115082"/>
+                <wp:cNvGraphicFramePr>
+                  <a:graphicFrameLocks xmlns:a="http://schemas.openxmlformats.org/drawingml/2006/main" noChangeAspect="1"/>
+                </wp:cNvGraphicFramePr>
+                <a:graphic xmlns:a="http://schemas.openxmlformats.org/drawingml/2006/main">
+                  <a:graphicData uri="http://schemas.openxmlformats.org/drawingml/2006/picture">
+                    <pic:pic xmlns:pic="http://schemas.openxmlformats.org/drawingml/2006/picture">
+                      <pic:nvPicPr>
+                        <pic:cNvPr id="2" name="Imatge 1"/>
+                        <pic:cNvPicPr>
+                          <a:picLocks noChangeAspect="1"/>
+                        </pic:cNvPicPr>
+                      </pic:nvPicPr>
+                      <pic:blipFill>
+                        <a:blip r:embed="rId1" cstate="print">
+                          <a:extLst>
+                            <a:ext uri="{28A0092B-C50C-407E-A947-70E740481C1C}">
+                              <a14:useLocalDpi xmlns:a14="http://schemas.microsoft.com/office/drawing/2010/main" val="0"/>
+                            </a:ext>
+                          </a:extLst>
+                        </a:blip>
+                        <a:stretch>
+                          <a:fillRect/>
+                        </a:stretch>
+                      </pic:blipFill>
+                      <pic:spPr>
+                        <a:xfrm>
+                          <a:off x="0" y="0"/>
+                          <a:ext cx="1548130" cy="641350"/>
+                        </a:xfrm>
+                        <a:prstGeom prst="rect">
+                          <a:avLst/>
+                        </a:prstGeom>
+                      </pic:spPr>
+                    </pic:pic>
+                  </a:graphicData>
+                </a:graphic>
+              </wp:anchor>
+            </w:drawing>
+          </w:r>
+        </w:p>
+      </w:tc>
+      <w:tc>
+        <w:tcPr>
+          <w:tcW w:w="5954" w:type="dxa"/>
+          <w:gridSpan w:val="2"/>
+          <w:tcBorders>
+            <w:top w:val="single" w:sz="6" w:space="0" w:color="BFBFBF"/>
+            <w:left w:val="single" w:sz="6" w:space="0" w:color="BFBFBF"/>
+            <w:bottom w:val="single" w:sz="6" w:space="0" w:color="BFBFBF"/>
+            <w:right w:val="single" w:sz="6" w:space="0" w:color="BFBFBF"/>
+          </w:tcBorders>
+          <w:vAlign w:val="center"/>
+        </w:tcPr>
+        <w:p>
+          <w:pPr>
+            <w:spacing w:before="60" w:after="60" w:line="240" w:lineRule="auto"/>
+            <w:jc w:val="center"/>
+            <w:rPr>
+              <w:rFonts w:ascii="Segoe UI" w:eastAsia="Roboto Light" w:hAnsi="Segoe UI" w:cs="Segoe UI"/>
+              <w:b/>
+              <w:sz w:val="20"/>
+              <w:szCs w:val="20"/>
+            </w:rPr>
+          </w:pPr>
+          <w:r>
+            <w:rPr>
+              <w:rFonts w:ascii="Segoe UI" w:eastAsia="Roboto Light" w:hAnsi="Segoe UI" w:cs="Segoe UI"/>
+              <w:b/>
+              <w:color w:val="808080"/>
+              <w:sz w:val="20"/>
+              <w:szCs w:val="20"/>
+            </w:rPr>
+            <w:t>ANEXO DE PROTECCIÓN DE DATOS - CONTRATO LABORAL</w:t>
+          </w:r>
+        </w:p>
+      </w:tc>
+    </w:tr>
+    <w:tr>
+      <w:trPr>
+        <w:trHeight w:val="547"/>
+      </w:trPr>
+      <w:tc>
+        <w:tcPr>
+          <w:tcW w:w="3394" w:type="dxa"/>
+          <w:vMerge/>
+          <w:tcBorders>
+            <w:top w:val="single" w:sz="6" w:space="0" w:color="BFBFBF"/>
+            <w:left w:val="single" w:sz="6" w:space="0" w:color="BFBFBF"/>
+            <w:bottom w:val="single" w:sz="6" w:space="0" w:color="BFBFBF"/>
+            <w:right w:val="single" w:sz="6" w:space="0" w:color="BFBFBF"/>
+          </w:tcBorders>
+          <w:vAlign w:val="center"/>
+        </w:tcPr>
+        <w:p>
+          <w:pPr>
+            <w:spacing w:before="120" w:after="20" w:line="240" w:lineRule="auto"/>
+            <w:ind w:left="170" w:right="360"/>
+            <w:jc w:val="center"/>
+          </w:pPr>
+        </w:p>
+      </w:tc>
+      <w:tc>
+        <w:tcPr>
+          <w:tcW w:w="3230" w:type="dxa"/>
+          <w:tcBorders>
+            <w:top w:val="single" w:sz="6" w:space="0" w:color="BFBFBF"/>
+            <w:left w:val="single" w:sz="6" w:space="0" w:color="BFBFBF"/>
+            <w:bottom w:val="single" w:sz="6" w:space="0" w:color="BFBFBF"/>
+            <w:right w:val="single" w:sz="6" w:space="0" w:color="BFBFBF"/>
+          </w:tcBorders>
+          <w:vAlign w:val="center"/>
+        </w:tcPr>
+        <w:p>
+          <w:pPr>
+            <w:spacing w:before="40" w:after="20" w:line="240" w:lineRule="auto"/>
+            <w:ind w:left="170" w:right="170"/>
+            <w:jc w:val="center"/>
+          </w:pPr>
+          <w:r>
+            <w:rPr>
+              <w:rFonts w:ascii="Segoe UI" w:eastAsia="Roboto Light" w:hAnsi="Segoe UI" w:cs="Segoe UI"/>
+              <w:color w:val="808080"/>
+              <w:sz w:val="18"/>
+              <w:szCs w:val="18"/>
+            </w:rPr>
+            <w:t>I02-L-ES Rev.01</w:t>
+          </w:r>
+        </w:p>
+      </w:tc>
+      <w:tc>
+        <w:tcPr>
+          <w:tcW w:w="2724" w:type="dxa"/>
+          <w:tcBorders>
+            <w:top w:val="single" w:sz="6" w:space="0" w:color="BFBFBF"/>
+            <w:left w:val="single" w:sz="6" w:space="0" w:color="BFBFBF"/>
+            <w:bottom w:val="single" w:sz="6" w:space="0" w:color="BFBFBF"/>
+            <w:right w:val="single" w:sz="6" w:space="0" w:color="BFBFBF"/>
+          </w:tcBorders>
+          <w:vAlign w:val="center"/>
+        </w:tcPr>
+        <w:p>
+          <w:pPr>
+            <w:spacing w:before="40" w:after="20" w:line="240" w:lineRule="auto"/>
+            <w:ind w:left="170" w:right="170"/>
+            <w:jc w:val="center"/>
+          </w:pPr>
+          <w:r>
+            <w:rPr>
+              <w:rFonts w:ascii="Segoe UI" w:eastAsia="Roboto Light" w:hAnsi="Segoe UI" w:cs="Segoe UI"/>
+              <w:color w:val="808080"/>
+              <w:sz w:val="18"/>
+              <w:szCs w:val="18"/>
+            </w:rPr>
+            <w:t>USO INTERNO</w:t>
+          </w:r>
+        </w:p>
+      </w:tc>
+    </w:tr>
+  </w:tbl>
   <w:p>
     <w:pPr>
-      <w:pStyle w:val="Capalera"/>
+      <w:spacing w:line="240" w:lineRule="auto"/>
     </w:pPr>
-    <w:r>
-      <w:rPr>
-        <w:noProof/>
-      </w:rPr>
-      <w:drawing>
-        <wp:anchor distT="0" distB="0" distL="114300" distR="114300" simplePos="0" relativeHeight="251659264" behindDoc="0" locked="0" layoutInCell="1" allowOverlap="1" wp14:anchorId="33674236" wp14:editId="2FB8D406">
-          <wp:simplePos x="0" y="0"/>
-          <wp:positionH relativeFrom="column">
-            <wp:posOffset>1089025</wp:posOffset>
-          </wp:positionH>
-          <wp:positionV relativeFrom="paragraph">
-            <wp:posOffset>89535</wp:posOffset>
-          </wp:positionV>
-          <wp:extent cx="818515" cy="338455"/>
-          <wp:effectExtent l="0" t="0" r="635" b="4445"/>
-          <wp:wrapNone/>
-          <wp:docPr id="11" name="Imatge 11" descr="Imatge que conté Gràfics, Font, disseny gràfic, logotip  Pot ser que el contingut generat per IA no sigui correcte.">
-            <a:extLst xmlns:a="http://schemas.openxmlformats.org/drawingml/2006/main">
-              <a:ext uri="{FF2B5EF4-FFF2-40B4-BE49-F238E27FC236}">
-                <a16:creationId xmlns:a16="http://schemas.microsoft.com/office/drawing/2014/main" id="{1789B5D9-964D-4ECD-8584-185B6DD08C0F}"/>
-              </a:ext>
-            </a:extLst>
-          </wp:docPr>
-          <wp:cNvGraphicFramePr>
-            <a:graphicFrameLocks xmlns:a="http://schemas.openxmlformats.org/drawingml/2006/main" noChangeAspect="1"/>
-          </wp:cNvGraphicFramePr>
-          <a:graphic xmlns:a="http://schemas.openxmlformats.org/drawingml/2006/main">
-            <a:graphicData uri="http://schemas.openxmlformats.org/drawingml/2006/picture">
-              <pic:pic xmlns:pic="http://schemas.openxmlformats.org/drawingml/2006/picture">
-                <pic:nvPicPr>
-                  <pic:cNvPr id="2" name="Imatge 1" descr="Imatge que conté Gràfics, Font, disseny gràfic, logotip  Pot ser que el contingut generat per IA no sigui correcte.">
-                    <a:extLst>
-                      <a:ext uri="{FF2B5EF4-FFF2-40B4-BE49-F238E27FC236}">
-                        <a16:creationId xmlns:a16="http://schemas.microsoft.com/office/drawing/2014/main" id="{1789B5D9-964D-4ECD-8584-185B6DD08C0F}"/>
-                      </a:ext>
-                    </a:extLst>
-                  </pic:cNvPr>
-                  <pic:cNvPicPr>
-                    <a:picLocks noChangeAspect="1"/>
-                  </pic:cNvPicPr>
-                </pic:nvPicPr>
-                <pic:blipFill>
-                  <a:blip r:embed="rId1" cstate="print">
-                    <a:extLst>
-                      <a:ext uri="{28A0092B-C50C-407E-A947-70E740481C1C}">
-                        <a14:useLocalDpi xmlns:a14="http://schemas.microsoft.com/office/drawing/2010/main" val="0"/>
-                      </a:ext>
-                    </a:extLst>
-                  </a:blip>
-                  <a:stretch>
-                    <a:fillRect/>
-                  </a:stretch>
-                </pic:blipFill>
-                <pic:spPr>
-                  <a:xfrm>
-                    <a:off x="0" y="0"/>
-                    <a:ext cx="818515" cy="338455"/>
-                  </a:xfrm>
-                  <a:prstGeom prst="rect">
-                    <a:avLst/>
-                  </a:prstGeom>
-                </pic:spPr>
-              </pic:pic>
-            </a:graphicData>
-          </a:graphic>
-          <wp14:sizeRelH relativeFrom="margin">
-            <wp14:pctWidth>0</wp14:pctWidth>
-          </wp14:sizeRelH>
-          <wp14:sizeRelV relativeFrom="margin">
-            <wp14:pctHeight>0</wp14:pctHeight>
-          </wp14:sizeRelV>
-        </wp:anchor>
-      </w:drawing>
-    </w:r>
-    <w:r>
-      <w:rPr>
-        <w:noProof/>
-      </w:rPr>
-      <w:drawing>
-        <wp:anchor distT="0" distB="0" distL="114300" distR="114300" simplePos="0" relativeHeight="251660288" behindDoc="0" locked="0" layoutInCell="1" allowOverlap="1" wp14:anchorId="62D6DE7A" wp14:editId="49E730ED">
-          <wp:simplePos x="0" y="0"/>
-          <wp:positionH relativeFrom="column">
-            <wp:posOffset>0</wp:posOffset>
-          </wp:positionH>
-          <wp:positionV relativeFrom="paragraph">
-            <wp:posOffset>61291</wp:posOffset>
-          </wp:positionV>
-          <wp:extent cx="1012825" cy="405130"/>
-          <wp:effectExtent l="0" t="0" r="0" b="0"/>
-          <wp:wrapNone/>
-          <wp:docPr id="12" name="Imatge 12"/>
-          <wp:cNvGraphicFramePr>
-            <a:graphicFrameLocks xmlns:a="http://schemas.openxmlformats.org/drawingml/2006/main" noChangeAspect="1"/>
-          </wp:cNvGraphicFramePr>
-          <a:graphic xmlns:a="http://schemas.openxmlformats.org/drawingml/2006/main">
-            <a:graphicData uri="http://schemas.openxmlformats.org/drawingml/2006/picture">
-              <pic:pic xmlns:pic="http://schemas.openxmlformats.org/drawingml/2006/picture">
-                <pic:nvPicPr>
-                  <pic:cNvPr id="0" name="Picture 1"/>
-                  <pic:cNvPicPr>
-                    <a:picLocks noChangeAspect="1" noChangeArrowheads="1"/>
-                  </pic:cNvPicPr>
-                </pic:nvPicPr>
-                <pic:blipFill rotWithShape="1">
-                  <a:blip r:embed="rId2">
-                    <a:extLst>
-                      <a:ext uri="{28A0092B-C50C-407E-A947-70E740481C1C}">
-                        <a14:useLocalDpi xmlns:a14="http://schemas.microsoft.com/office/drawing/2010/main" val="0"/>
-                      </a:ext>
-                    </a:extLst>
-                  </a:blip>
-                  <a:srcRect t="30011" b="29996"/>
-                  <a:stretch/>
-                </pic:blipFill>
-                <pic:spPr bwMode="auto">
-                  <a:xfrm>
-                    <a:off x="0" y="0"/>
-                    <a:ext cx="1012825" cy="405130"/>
-                  </a:xfrm>
-                  <a:prstGeom prst="rect">
-                    <a:avLst/>
-                  </a:prstGeom>
-                  <a:noFill/>
-                  <a:ln>
-                    <a:noFill/>
-                  </a:ln>
-                  <a:extLst>
-                    <a:ext uri="{53640926-AAD7-44D8-BBD7-CCE9431645EC}">
-                      <a14:shadowObscured xmlns:a14="http://schemas.microsoft.com/office/drawing/2010/main"/>
-                    </a:ext>
-                  </a:extLst>
-                </pic:spPr>
-              </pic:pic>
-            </a:graphicData>
-          </a:graphic>
-          <wp14:sizeRelH relativeFrom="margin">
-            <wp14:pctWidth>0</wp14:pctWidth>
-          </wp14:sizeRelH>
-          <wp14:sizeRelV relativeFrom="margin">
-            <wp14:pctHeight>0</wp14:pctHeight>
-          </wp14:sizeRelV>
-        </wp:anchor>
-      </w:drawing>
-    </w:r>
   </w:p>
 </w:hdr>
 </file>
